--- a/Alps Course Outline.docx
+++ b/Alps Course Outline.docx
@@ -1,17 +1,17 @@
 
 <file path=word/document.xml><?xml version="1.0" encoding="utf-8"?>
-<w:document xmlns:wpc="http://schemas.microsoft.com/office/word/2010/wordprocessingCanvas" xmlns:cx="http://schemas.microsoft.com/office/drawing/2014/chartex" xmlns:cx1="http://schemas.microsoft.com/office/drawing/2015/9/8/chartex" xmlns:cx2="http://schemas.microsoft.com/office/drawing/2015/10/21/chartex" xmlns:cx3="http://schemas.microsoft.com/office/drawing/2016/5/9/chartex" xmlns:cx4="http://schemas.microsoft.com/office/drawing/2016/5/10/chartex" xmlns:cx5="http://schemas.microsoft.com/office/drawing/2016/5/11/chartex" xmlns:cx6="http://schemas.microsoft.com/office/drawing/2016/5/12/chartex" xmlns:cx7="http://schemas.microsoft.com/office/drawing/2016/5/13/chartex" xmlns:cx8="http://schemas.microsoft.com/office/drawing/2016/5/14/chartex" xmlns:mc="http://schemas.openxmlformats.org/markup-compatibility/2006" xmlns:aink="http://schemas.microsoft.com/office/drawing/2016/ink" xmlns:am3d="http://schemas.microsoft.com/office/drawing/2017/model3d" xmlns:o="urn:schemas-microsoft-com:office:office" xmlns:oel="http://schemas.microsoft.com/office/2019/extlst" xmlns:r="http://schemas.openxmlformats.org/officeDocument/2006/relationships" xmlns:m="http://schemas.openxmlformats.org/officeDocument/2006/math" xmlns:v="urn:schemas-microsoft-com:vml" xmlns:wp14="http://schemas.microsoft.com/office/word/2010/wordprocessingDrawing" xmlns:wp="http://schemas.openxmlformats.org/drawingml/2006/wordprocessingDrawing" xmlns:w10="urn:schemas-microsoft-com:office:word" xmlns:w="http://schemas.openxmlformats.org/wordprocessingml/2006/main" xmlns:w14="http://schemas.microsoft.com/office/word/2010/wordml" xmlns:w15="http://schemas.microsoft.com/office/word/2012/wordml" xmlns:w16cex="http://schemas.microsoft.com/office/word/2018/wordml/cex" xmlns:w16cid="http://schemas.microsoft.com/office/word/2016/wordml/cid" xmlns:w16="http://schemas.microsoft.com/office/word/2018/wordml" xmlns:w16du="http://schemas.microsoft.com/office/word/2023/wordml/word16du" xmlns:w16sdtdh="http://schemas.microsoft.com/office/word/2020/wordml/sdtdatahash" xmlns:w16sdtfl="http://schemas.microsoft.com/office/word/2024/wordml/sdtformatlock" xmlns:w16se="http://schemas.microsoft.com/office/word/2015/wordml/symex" xmlns:wpg="http://schemas.microsoft.com/office/word/2010/wordprocessingGroup" xmlns:wpi="http://schemas.microsoft.com/office/word/2010/wordprocessingInk" xmlns:wne="http://schemas.microsoft.com/office/word/2006/wordml" xmlns:wps="http://schemas.microsoft.com/office/word/2010/wordprocessingShape" xmlns:a="http://schemas.openxmlformats.org/drawingml/2006/main" xmlns:pic="http://schemas.openxmlformats.org/drawingml/2006/picture" xmlns:a14="http://schemas.microsoft.com/office/drawing/2010/main" mc:Ignorable="w14 w15 w16se w16cid w16 w16cex w16sdtdh w16sdtfl w16du wp14">
+<w:document xmlns:wpc="http://schemas.microsoft.com/office/word/2010/wordprocessingCanvas" xmlns:cx="http://schemas.microsoft.com/office/drawing/2014/chartex" xmlns:cx1="http://schemas.microsoft.com/office/drawing/2015/9/8/chartex" xmlns:cx2="http://schemas.microsoft.com/office/drawing/2015/10/21/chartex" xmlns:cx3="http://schemas.microsoft.com/office/drawing/2016/5/9/chartex" xmlns:cx4="http://schemas.microsoft.com/office/drawing/2016/5/10/chartex" xmlns:cx5="http://schemas.microsoft.com/office/drawing/2016/5/11/chartex" xmlns:cx6="http://schemas.microsoft.com/office/drawing/2016/5/12/chartex" xmlns:cx7="http://schemas.microsoft.com/office/drawing/2016/5/13/chartex" xmlns:cx8="http://schemas.microsoft.com/office/drawing/2016/5/14/chartex" xmlns:mc="http://schemas.openxmlformats.org/markup-compatibility/2006" xmlns:aink="http://schemas.microsoft.com/office/drawing/2016/ink" xmlns:am3d="http://schemas.microsoft.com/office/drawing/2017/model3d" xmlns:o="urn:schemas-microsoft-com:office:office" xmlns:oel="http://schemas.microsoft.com/office/2019/extlst" xmlns:r="http://schemas.openxmlformats.org/officeDocument/2006/relationships" xmlns:m="http://schemas.openxmlformats.org/officeDocument/2006/math" xmlns:v="urn:schemas-microsoft-com:vml" xmlns:wp14="http://schemas.microsoft.com/office/word/2010/wordprocessingDrawing" xmlns:wp="http://schemas.openxmlformats.org/drawingml/2006/wordprocessingDrawing" xmlns:w10="urn:schemas-microsoft-com:office:word" xmlns:w="http://schemas.openxmlformats.org/wordprocessingml/2006/main" xmlns:w14="http://schemas.microsoft.com/office/word/2010/wordml" xmlns:w15="http://schemas.microsoft.com/office/word/2012/wordml" xmlns:w16cex="http://schemas.microsoft.com/office/word/2018/wordml/cex" xmlns:w16cid="http://schemas.microsoft.com/office/word/2016/wordml/cid" xmlns:w16="http://schemas.microsoft.com/office/word/2018/wordml" xmlns:w16du="http://schemas.microsoft.com/office/word/2023/wordml/word16du" xmlns:w16sdtdh="http://schemas.microsoft.com/office/word/2020/wordml/sdtdatahash" xmlns:w16sdtfl="http://schemas.microsoft.com/office/word/2024/wordml/sdtformatlock" xmlns:w16se="http://schemas.microsoft.com/office/word/2015/wordml/symex" xmlns:wpg="http://schemas.microsoft.com/office/word/2010/wordprocessingGroup" xmlns:wpi="http://schemas.microsoft.com/office/word/2010/wordprocessingInk" xmlns:wne="http://schemas.microsoft.com/office/word/2006/wordml" xmlns:wps="http://schemas.microsoft.com/office/word/2010/wordprocessingShape" mc:Ignorable="w14 w15 w16se w16cid w16 w16cex w16sdtdh w16sdtfl w16du wp14">
   <w:body>
     <w:p>
       <w:pPr>
-        <w:spacing w:before="100" w:beforeAutospacing="on" w:after="100" w:afterAutospacing="on" w:line="240" w:lineRule="auto"/>
+        <w:spacing w:before="100" w:beforeAutospacing="1" w:after="100" w:afterAutospacing="1" w:line="240" w:lineRule="auto"/>
         <w:outlineLvl w:val="1"/>
       </w:pPr>
       <w:r>
         <w:rPr>
-          <w:rFonts w:ascii="Apple Color Emoji" w:hAnsi="Apple Color Emoji" w:eastAsia="Times New Roman" w:cs="Apple Color Emoji"/>
-          <w:b w:val="1"/>
-          <w:bCs w:val="1"/>
+          <w:rFonts w:ascii="Apple Color Emoji" w:eastAsia="Times New Roman" w:hAnsi="Apple Color Emoji" w:cs="Apple Color Emoji"/>
+          <w:b/>
+          <w:bCs/>
           <w:kern w:val="0"/>
           <w:sz w:val="40"/>
           <w:szCs w:val="40"/>
@@ -21,9 +21,9 @@
       </w:r>
       <w:r>
         <w:rPr>
-          <w:rFonts w:ascii="Apple Color Emoji" w:hAnsi="Apple Color Emoji" w:eastAsia="Times New Roman" w:cs="Apple Color Emoji"/>
-          <w:b w:val="1"/>
-          <w:bCs w:val="1"/>
+          <w:rFonts w:ascii="Apple Color Emoji" w:eastAsia="Times New Roman" w:hAnsi="Apple Color Emoji" w:cs="Apple Color Emoji"/>
+          <w:b/>
+          <w:bCs/>
           <w:kern w:val="0"/>
           <w:sz w:val="32"/>
           <w:szCs w:val="32"/>
@@ -33,9 +33,9 @@
       </w:r>
       <w:r>
         <w:rPr>
-          <w:rFonts w:ascii="Apple Color Emoji" w:hAnsi="Apple Color Emoji" w:eastAsia="Times New Roman" w:cs="Apple Color Emoji"/>
-          <w:b w:val="1"/>
-          <w:bCs w:val="1"/>
+          <w:rFonts w:ascii="Apple Color Emoji" w:eastAsia="Times New Roman" w:hAnsi="Apple Color Emoji" w:cs="Apple Color Emoji"/>
+          <w:b/>
+          <w:bCs/>
           <w:kern w:val="0"/>
           <w:sz w:val="36"/>
           <w:szCs w:val="36"/>
@@ -45,9 +45,9 @@
       </w:r>
       <w:r>
         <w:rPr>
-          <w:rFonts w:ascii="Times New Roman" w:hAnsi="Times New Roman" w:eastAsia="Times New Roman" w:cs="Times New Roman"/>
-          <w:b w:val="1"/>
-          <w:bCs w:val="1"/>
+          <w:rFonts w:ascii="Times New Roman" w:eastAsia="Times New Roman" w:hAnsi="Times New Roman" w:cs="Times New Roman"/>
+          <w:b/>
+          <w:bCs/>
           <w:kern w:val="0"/>
           <w:sz w:val="36"/>
           <w:szCs w:val="36"/>
@@ -55,58 +55,15 @@
         </w:rPr>
         <w:t> </w:t>
       </w:r>
-      <w:r>
-        <w:drawing>
-          <wp:inline wp14:editId="433BE172" wp14:anchorId="67EE614D">
-            <wp:extent cx="906350" cy="866290"/>
-            <wp:effectExtent l="0" t="0" r="0" b="0"/>
-            <wp:docPr id="364612741" name="drawing"/>
-            <wp:cNvGraphicFramePr>
-              <a:graphicFrameLocks noChangeAspect="1"/>
-            </wp:cNvGraphicFramePr>
-            <a:graphic>
-              <a:graphicData xmlns:a="http://schemas.openxmlformats.org/drawingml/2006/main" uri="http://schemas.openxmlformats.org/drawingml/2006/picture">
-                <pic:pic xmlns:pic="http://schemas.openxmlformats.org/drawingml/2006/picture">
-                  <pic:nvPicPr>
-                    <pic:cNvPr id="364612741" name=""/>
-                    <pic:cNvPicPr/>
-                  </pic:nvPicPr>
-                  <pic:blipFill>
-                    <a:blip xmlns:r="http://schemas.openxmlformats.org/officeDocument/2006/relationships" r:embed="rId1416563338">
-                      <a:extLst>
-                        <a:ext uri="{28A0092B-C50C-407E-A947-70E740481C1C}">
-                          <a14:useLocalDpi xmlns:a14="http://schemas.microsoft.com/office/drawing/2010/main"/>
-                        </a:ext>
-                      </a:extLst>
-                    </a:blip>
-                    <a:stretch>
-                      <a:fillRect/>
-                    </a:stretch>
-                  </pic:blipFill>
-                  <pic:spPr>
-                    <a:xfrm rot="0">
-                      <a:off x="0" y="0"/>
-                      <a:ext cx="906350" cy="866290"/>
-                    </a:xfrm>
-                    <a:prstGeom prst="rect">
-                      <a:avLst/>
-                    </a:prstGeom>
-                  </pic:spPr>
-                </pic:pic>
-              </a:graphicData>
-            </a:graphic>
-          </wp:inline>
-        </w:drawing>
-      </w:r>
-    </w:p>
-    <w:p>
-      <w:pPr>
-        <w:spacing w:beforeAutospacing="on" w:afterAutospacing="on" w:line="240" w:lineRule="auto"/>
+    </w:p>
+    <w:p>
+      <w:pPr>
+        <w:spacing w:beforeAutospacing="1" w:afterAutospacing="1" w:line="240" w:lineRule="auto"/>
         <w:outlineLvl w:val="1"/>
         <w:rPr>
-          <w:rFonts w:ascii="Times New Roman" w:hAnsi="Times New Roman" w:eastAsia="Times New Roman" w:cs="Times New Roman"/>
-          <w:b w:val="1"/>
-          <w:bCs w:val="1"/>
+          <w:rFonts w:ascii="Times New Roman" w:eastAsia="Times New Roman" w:hAnsi="Times New Roman" w:cs="Times New Roman"/>
+          <w:b/>
+          <w:bCs/>
           <w:sz w:val="36"/>
           <w:szCs w:val="36"/>
         </w:rPr>
@@ -117,7 +74,7 @@
         <w:spacing w:before="100" w:beforeAutospacing="1" w:after="100" w:afterAutospacing="1" w:line="240" w:lineRule="auto"/>
         <w:outlineLvl w:val="1"/>
         <w:rPr>
-          <w:rFonts w:ascii="Times New Roman" w:hAnsi="Times New Roman" w:eastAsia="Times New Roman" w:cs="Times New Roman"/>
+          <w:rFonts w:ascii="Times New Roman" w:eastAsia="Times New Roman" w:hAnsi="Times New Roman" w:cs="Times New Roman"/>
           <w:b/>
           <w:bCs/>
           <w:kern w:val="0"/>
@@ -128,7 +85,7 @@
       </w:pPr>
       <w:r>
         <w:rPr>
-          <w:rFonts w:ascii="Times New Roman" w:hAnsi="Times New Roman" w:eastAsia="Times New Roman" w:cs="Times New Roman"/>
+          <w:rFonts w:ascii="Times New Roman" w:eastAsia="Times New Roman" w:hAnsi="Times New Roman" w:cs="Times New Roman"/>
           <w:b/>
           <w:bCs/>
           <w:kern w:val="0"/>
@@ -160,7 +117,7 @@
       </w:pPr>
       <w:r>
         <w:rPr>
-          <w:rFonts w:ascii="Times New Roman" w:hAnsi="Times New Roman" w:eastAsia="Times New Roman" w:cs="Times New Roman"/>
+          <w:rFonts w:ascii="Times New Roman" w:eastAsia="Times New Roman" w:hAnsi="Times New Roman" w:cs="Times New Roman"/>
           <w:b/>
           <w:bCs/>
           <w:kern w:val="0"/>
@@ -199,7 +156,7 @@
           <w:ilvl w:val="0"/>
           <w:numId w:val="1"/>
         </w:numPr>
-        <w:spacing w:before="100" w:beforeAutospacing="on" w:after="100" w:afterAutospacing="on" w:line="240" w:lineRule="auto"/>
+        <w:spacing w:before="100" w:beforeAutospacing="1" w:after="100" w:afterAutospacing="1" w:line="240" w:lineRule="auto"/>
         <w:rPr>
           <w:rFonts w:ascii="Times New Roman" w:hAnsi="Times New Roman" w:cs="Times New Roman"/>
           <w:kern w:val="0"/>
@@ -219,14 +176,14 @@
       <w:pPr>
         <w:spacing w:after="0" w:line="240" w:lineRule="auto"/>
         <w:rPr>
-          <w:rFonts w:ascii="Times New Roman" w:hAnsi="Times New Roman" w:eastAsia="Times New Roman" w:cs="Times New Roman"/>
-          <w:kern w:val="0"/>
-          <w14:ligatures w14:val="none"/>
-        </w:rPr>
-      </w:pPr>
-      <w:r>
-        <w:rPr>
-          <w:rFonts w:ascii="Times New Roman" w:hAnsi="Times New Roman" w:eastAsia="Times New Roman" w:cs="Times New Roman"/>
+          <w:rFonts w:ascii="Times New Roman" w:eastAsia="Times New Roman" w:hAnsi="Times New Roman" w:cs="Times New Roman"/>
+          <w:kern w:val="0"/>
+          <w14:ligatures w14:val="none"/>
+        </w:rPr>
+      </w:pPr>
+      <w:r>
+        <w:rPr>
+          <w:rFonts w:ascii="Times New Roman" w:eastAsia="Times New Roman" w:hAnsi="Times New Roman" w:cs="Times New Roman"/>
           <w:noProof/>
           <w:kern w:val="0"/>
           <w14:ligatures w14:val="none"/>
@@ -282,9 +239,9 @@
               </wp:inline>
             </w:drawing>
           </mc:Choice>
-          <mc:Fallback>
+          <mc:Fallback xmlns:a14="http://schemas.microsoft.com/office/drawing/2010/main" xmlns:pic="http://schemas.openxmlformats.org/drawingml/2006/picture" xmlns:a="http://schemas.openxmlformats.org/drawingml/2006/main">
             <w:pict>
-              <v:rect id="Rectangle 7" style="width:451.3pt;height:.1pt;visibility:visible;mso-wrap-style:square;mso-left-percent:-10001;mso-top-percent:-10001;mso-position-horizontal:absolute;mso-position-horizontal-relative:char;mso-position-vertical:absolute;mso-position-vertical-relative:line;mso-left-percent:-10001;mso-top-percent:-10001;v-text-anchor:top" o:spid="_x0000_s1026" filled="f" w14:anchorId="0BA864E2" o:gfxdata="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">
+              <v:rect id="Rectangle 7" style="width:451.3pt;height:.1pt;visibility:visible;mso-wrap-style:square;mso-left-percent:-10001;mso-top-percent:-10001;mso-position-horizontal:absolute;mso-position-horizontal-relative:char;mso-position-vertical:absolute;mso-position-vertical-relative:line;mso-left-percent:-10001;mso-top-percent:-10001;v-text-anchor:top" o:spid="_x0000_s1026" filled="f" w14:anchorId="0BA864E2" o:gfxdata="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">
                 <w10:anchorlock/>
               </v:rect>
             </w:pict>
@@ -308,7 +265,7 @@
       </w:pPr>
       <w:r>
         <w:rPr>
-          <w:rFonts w:ascii="Times New Roman" w:hAnsi="Times New Roman" w:eastAsia="Times New Roman" w:cs="Times New Roman"/>
+          <w:rFonts w:ascii="Times New Roman" w:eastAsia="Times New Roman" w:hAnsi="Times New Roman" w:cs="Times New Roman"/>
           <w:b/>
           <w:bCs/>
           <w:kern w:val="0"/>
@@ -501,7 +458,7 @@
           <w:ilvl w:val="1"/>
           <w:numId w:val="2"/>
         </w:numPr>
-        <w:spacing w:before="100" w:beforeAutospacing="on" w:after="100" w:afterAutospacing="on" w:line="240" w:lineRule="auto"/>
+        <w:spacing w:before="100" w:beforeAutospacing="1" w:after="100" w:afterAutospacing="1" w:line="240" w:lineRule="auto"/>
         <w:rPr>
           <w:rFonts w:ascii="Times New Roman" w:hAnsi="Times New Roman" w:cs="Times New Roman"/>
           <w:kern w:val="0"/>
@@ -521,14 +478,14 @@
       <w:pPr>
         <w:spacing w:after="0" w:line="240" w:lineRule="auto"/>
         <w:rPr>
-          <w:rFonts w:ascii="Times New Roman" w:hAnsi="Times New Roman" w:eastAsia="Times New Roman" w:cs="Times New Roman"/>
-          <w:kern w:val="0"/>
-          <w14:ligatures w14:val="none"/>
-        </w:rPr>
-      </w:pPr>
-      <w:r>
-        <w:rPr>
-          <w:rFonts w:ascii="Times New Roman" w:hAnsi="Times New Roman" w:eastAsia="Times New Roman" w:cs="Times New Roman"/>
+          <w:rFonts w:ascii="Times New Roman" w:eastAsia="Times New Roman" w:hAnsi="Times New Roman" w:cs="Times New Roman"/>
+          <w:kern w:val="0"/>
+          <w14:ligatures w14:val="none"/>
+        </w:rPr>
+      </w:pPr>
+      <w:r>
+        <w:rPr>
+          <w:rFonts w:ascii="Times New Roman" w:eastAsia="Times New Roman" w:hAnsi="Times New Roman" w:cs="Times New Roman"/>
           <w:noProof/>
           <w:kern w:val="0"/>
           <w14:ligatures w14:val="none"/>
@@ -584,9 +541,9 @@
               </wp:inline>
             </w:drawing>
           </mc:Choice>
-          <mc:Fallback>
+          <mc:Fallback xmlns:a14="http://schemas.microsoft.com/office/drawing/2010/main" xmlns:pic="http://schemas.openxmlformats.org/drawingml/2006/picture" xmlns:a="http://schemas.openxmlformats.org/drawingml/2006/main">
             <w:pict>
-              <v:rect id="Rectangle 6" style="width:451.3pt;height:.1pt;visibility:visible;mso-wrap-style:square;mso-left-percent:-10001;mso-top-percent:-10001;mso-position-horizontal:absolute;mso-position-horizontal-relative:char;mso-position-vertical:absolute;mso-position-vertical-relative:line;mso-left-percent:-10001;mso-top-percent:-10001;v-text-anchor:top" o:spid="_x0000_s1026" filled="f" w14:anchorId="38B002A1" o:gfxdata="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">
+              <v:rect id="Rectangle 6" style="width:451.3pt;height:.1pt;visibility:visible;mso-wrap-style:square;mso-left-percent:-10001;mso-top-percent:-10001;mso-position-horizontal:absolute;mso-position-horizontal-relative:char;mso-position-vertical:absolute;mso-position-vertical-relative:line;mso-left-percent:-10001;mso-top-percent:-10001;v-text-anchor:top" o:spid="_x0000_s1026" filled="f" w14:anchorId="38B002A1" o:gfxdata="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">
                 <w10:anchorlock/>
               </v:rect>
             </w:pict>
@@ -610,7 +567,7 @@
       </w:pPr>
       <w:r>
         <w:rPr>
-          <w:rFonts w:ascii="Times New Roman" w:hAnsi="Times New Roman" w:eastAsia="Times New Roman" w:cs="Times New Roman"/>
+          <w:rFonts w:ascii="Times New Roman" w:eastAsia="Times New Roman" w:hAnsi="Times New Roman" w:cs="Times New Roman"/>
           <w:b/>
           <w:bCs/>
           <w:kern w:val="0"/>
@@ -640,8 +597,18 @@
           <w:kern w:val="0"/>
           <w14:ligatures w14:val="none"/>
         </w:rPr>
-        <w:t>Index Types: Clustered vs Non-Clustered</w:t>
-      </w:r>
+        <w:t xml:space="preserve">Index Types: Clustered vs </w:t>
+      </w:r>
+      <w:proofErr w:type="gramStart"/>
+      <w:r>
+        <w:rPr>
+          <w:rFonts w:ascii="Times New Roman" w:hAnsi="Times New Roman" w:cs="Times New Roman"/>
+          <w:kern w:val="0"/>
+          <w14:ligatures w14:val="none"/>
+        </w:rPr>
+        <w:t>Non-Clustered</w:t>
+      </w:r>
+      <w:proofErr w:type="gramEnd"/>
     </w:p>
     <w:p>
       <w:pPr>
@@ -801,14 +768,14 @@
       <w:pPr>
         <w:spacing w:after="0" w:line="240" w:lineRule="auto"/>
         <w:rPr>
-          <w:rFonts w:ascii="Times New Roman" w:hAnsi="Times New Roman" w:eastAsia="Times New Roman" w:cs="Times New Roman"/>
-          <w:kern w:val="0"/>
-          <w14:ligatures w14:val="none"/>
-        </w:rPr>
-      </w:pPr>
-      <w:r>
-        <w:rPr>
-          <w:rFonts w:ascii="Times New Roman" w:hAnsi="Times New Roman" w:eastAsia="Times New Roman" w:cs="Times New Roman"/>
+          <w:rFonts w:ascii="Times New Roman" w:eastAsia="Times New Roman" w:hAnsi="Times New Roman" w:cs="Times New Roman"/>
+          <w:kern w:val="0"/>
+          <w14:ligatures w14:val="none"/>
+        </w:rPr>
+      </w:pPr>
+      <w:r>
+        <w:rPr>
+          <w:rFonts w:ascii="Times New Roman" w:eastAsia="Times New Roman" w:hAnsi="Times New Roman" w:cs="Times New Roman"/>
           <w:noProof/>
           <w:kern w:val="0"/>
           <w14:ligatures w14:val="none"/>
@@ -864,9 +831,9 @@
               </wp:inline>
             </w:drawing>
           </mc:Choice>
-          <mc:Fallback>
+          <mc:Fallback xmlns:a14="http://schemas.microsoft.com/office/drawing/2010/main" xmlns:pic="http://schemas.openxmlformats.org/drawingml/2006/picture" xmlns:a="http://schemas.openxmlformats.org/drawingml/2006/main">
             <w:pict>
-              <v:rect id="Rectangle 5" style="width:451.3pt;height:.1pt;visibility:visible;mso-wrap-style:square;mso-left-percent:-10001;mso-top-percent:-10001;mso-position-horizontal:absolute;mso-position-horizontal-relative:char;mso-position-vertical:absolute;mso-position-vertical-relative:line;mso-left-percent:-10001;mso-top-percent:-10001;v-text-anchor:top" o:spid="_x0000_s1026" filled="f" w14:anchorId="62B2FA39" o:gfxdata="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">
+              <v:rect id="Rectangle 5" style="width:451.3pt;height:.1pt;visibility:visible;mso-wrap-style:square;mso-left-percent:-10001;mso-top-percent:-10001;mso-position-horizontal:absolute;mso-position-horizontal-relative:char;mso-position-vertical:absolute;mso-position-vertical-relative:line;mso-left-percent:-10001;mso-top-percent:-10001;v-text-anchor:top" o:spid="_x0000_s1026" filled="f" w14:anchorId="62B2FA39" o:gfxdata="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">
                 <w10:anchorlock/>
               </v:rect>
             </w:pict>
@@ -890,7 +857,7 @@
       </w:pPr>
       <w:r>
         <w:rPr>
-          <w:rFonts w:ascii="Times New Roman" w:hAnsi="Times New Roman" w:eastAsia="Times New Roman" w:cs="Times New Roman"/>
+          <w:rFonts w:ascii="Times New Roman" w:eastAsia="Times New Roman" w:hAnsi="Times New Roman" w:cs="Times New Roman"/>
           <w:b/>
           <w:bCs/>
           <w:kern w:val="0"/>
@@ -971,14 +938,14 @@
       <w:pPr>
         <w:spacing w:after="0" w:line="240" w:lineRule="auto"/>
         <w:rPr>
-          <w:rFonts w:ascii="Times New Roman" w:hAnsi="Times New Roman" w:eastAsia="Times New Roman" w:cs="Times New Roman"/>
-          <w:kern w:val="0"/>
-          <w14:ligatures w14:val="none"/>
-        </w:rPr>
-      </w:pPr>
-      <w:r>
-        <w:rPr>
-          <w:rFonts w:ascii="Times New Roman" w:hAnsi="Times New Roman" w:eastAsia="Times New Roman" w:cs="Times New Roman"/>
+          <w:rFonts w:ascii="Times New Roman" w:eastAsia="Times New Roman" w:hAnsi="Times New Roman" w:cs="Times New Roman"/>
+          <w:kern w:val="0"/>
+          <w14:ligatures w14:val="none"/>
+        </w:rPr>
+      </w:pPr>
+      <w:r>
+        <w:rPr>
+          <w:rFonts w:ascii="Times New Roman" w:eastAsia="Times New Roman" w:hAnsi="Times New Roman" w:cs="Times New Roman"/>
           <w:noProof/>
           <w:kern w:val="0"/>
           <w14:ligatures w14:val="none"/>
@@ -1035,9 +1002,9 @@
               </wp:inline>
             </w:drawing>
           </mc:Choice>
-          <mc:Fallback>
+          <mc:Fallback xmlns:a14="http://schemas.microsoft.com/office/drawing/2010/main" xmlns:pic="http://schemas.openxmlformats.org/drawingml/2006/picture" xmlns:a="http://schemas.openxmlformats.org/drawingml/2006/main">
             <w:pict>
-              <v:rect id="Rectangle 4" style="width:451.3pt;height:.1pt;visibility:visible;mso-wrap-style:square;mso-left-percent:-10001;mso-top-percent:-10001;mso-position-horizontal:absolute;mso-position-horizontal-relative:char;mso-position-vertical:absolute;mso-position-vertical-relative:line;mso-left-percent:-10001;mso-top-percent:-10001;v-text-anchor:top" o:spid="_x0000_s1026" filled="f" w14:anchorId="34ACBE0A" o:gfxdata="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">
+              <v:rect id="Rectangle 4" style="width:451.3pt;height:.1pt;visibility:visible;mso-wrap-style:square;mso-left-percent:-10001;mso-top-percent:-10001;mso-position-horizontal:absolute;mso-position-horizontal-relative:char;mso-position-vertical:absolute;mso-position-vertical-relative:line;mso-left-percent:-10001;mso-top-percent:-10001;v-text-anchor:top" o:spid="_x0000_s1026" filled="f" w14:anchorId="34ACBE0A" o:gfxdata="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">
                 <w10:anchorlock/>
               </v:rect>
             </w:pict>
@@ -1061,7 +1028,7 @@
       </w:pPr>
       <w:r>
         <w:rPr>
-          <w:rFonts w:ascii="Times New Roman" w:hAnsi="Times New Roman" w:eastAsia="Times New Roman" w:cs="Times New Roman"/>
+          <w:rFonts w:ascii="Times New Roman" w:eastAsia="Times New Roman" w:hAnsi="Times New Roman" w:cs="Times New Roman"/>
           <w:b/>
           <w:bCs/>
           <w:kern w:val="0"/>
@@ -1274,14 +1241,14 @@
       <w:pPr>
         <w:spacing w:after="0" w:line="240" w:lineRule="auto"/>
         <w:rPr>
-          <w:rFonts w:ascii="Times New Roman" w:hAnsi="Times New Roman" w:eastAsia="Times New Roman" w:cs="Times New Roman"/>
-          <w:kern w:val="0"/>
-          <w14:ligatures w14:val="none"/>
-        </w:rPr>
-      </w:pPr>
-      <w:r>
-        <w:rPr>
-          <w:rFonts w:ascii="Times New Roman" w:hAnsi="Times New Roman" w:eastAsia="Times New Roman" w:cs="Times New Roman"/>
+          <w:rFonts w:ascii="Times New Roman" w:eastAsia="Times New Roman" w:hAnsi="Times New Roman" w:cs="Times New Roman"/>
+          <w:kern w:val="0"/>
+          <w14:ligatures w14:val="none"/>
+        </w:rPr>
+      </w:pPr>
+      <w:r>
+        <w:rPr>
+          <w:rFonts w:ascii="Times New Roman" w:eastAsia="Times New Roman" w:hAnsi="Times New Roman" w:cs="Times New Roman"/>
           <w:noProof/>
           <w:kern w:val="0"/>
           <w14:ligatures w14:val="none"/>
@@ -1337,9 +1304,9 @@
               </wp:inline>
             </w:drawing>
           </mc:Choice>
-          <mc:Fallback>
+          <mc:Fallback xmlns:a14="http://schemas.microsoft.com/office/drawing/2010/main" xmlns:pic="http://schemas.openxmlformats.org/drawingml/2006/picture" xmlns:a="http://schemas.openxmlformats.org/drawingml/2006/main">
             <w:pict>
-              <v:rect id="Rectangle 3" style="width:451.3pt;height:.1pt;visibility:visible;mso-wrap-style:square;mso-left-percent:-10001;mso-top-percent:-10001;mso-position-horizontal:absolute;mso-position-horizontal-relative:char;mso-position-vertical:absolute;mso-position-vertical-relative:line;mso-left-percent:-10001;mso-top-percent:-10001;v-text-anchor:top" o:spid="_x0000_s1026" filled="f" w14:anchorId="60FCAA9F" o:gfxdata="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">
+              <v:rect id="Rectangle 3" style="width:451.3pt;height:.1pt;visibility:visible;mso-wrap-style:square;mso-left-percent:-10001;mso-top-percent:-10001;mso-position-horizontal:absolute;mso-position-horizontal-relative:char;mso-position-vertical:absolute;mso-position-vertical-relative:line;mso-left-percent:-10001;mso-top-percent:-10001;v-text-anchor:top" o:spid="_x0000_s1026" filled="f" w14:anchorId="60FCAA9F" o:gfxdata="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">
                 <w10:anchorlock/>
               </v:rect>
             </w:pict>
@@ -1363,7 +1330,7 @@
       </w:pPr>
       <w:r>
         <w:rPr>
-          <w:rFonts w:ascii="Times New Roman" w:hAnsi="Times New Roman" w:eastAsia="Times New Roman" w:cs="Times New Roman"/>
+          <w:rFonts w:ascii="Times New Roman" w:eastAsia="Times New Roman" w:hAnsi="Times New Roman" w:cs="Times New Roman"/>
           <w:b/>
           <w:bCs/>
           <w:kern w:val="0"/>
@@ -1598,14 +1565,14 @@
       <w:pPr>
         <w:spacing w:after="0" w:line="240" w:lineRule="auto"/>
         <w:rPr>
-          <w:rFonts w:ascii="Times New Roman" w:hAnsi="Times New Roman" w:eastAsia="Times New Roman" w:cs="Times New Roman"/>
-          <w:kern w:val="0"/>
-          <w14:ligatures w14:val="none"/>
-        </w:rPr>
-      </w:pPr>
-      <w:r>
-        <w:rPr>
-          <w:rFonts w:ascii="Times New Roman" w:hAnsi="Times New Roman" w:eastAsia="Times New Roman" w:cs="Times New Roman"/>
+          <w:rFonts w:ascii="Times New Roman" w:eastAsia="Times New Roman" w:hAnsi="Times New Roman" w:cs="Times New Roman"/>
+          <w:kern w:val="0"/>
+          <w14:ligatures w14:val="none"/>
+        </w:rPr>
+      </w:pPr>
+      <w:r>
+        <w:rPr>
+          <w:rFonts w:ascii="Times New Roman" w:eastAsia="Times New Roman" w:hAnsi="Times New Roman" w:cs="Times New Roman"/>
           <w:noProof/>
           <w:kern w:val="0"/>
           <w14:ligatures w14:val="none"/>
@@ -1661,9 +1628,9 @@
               </wp:inline>
             </w:drawing>
           </mc:Choice>
-          <mc:Fallback>
+          <mc:Fallback xmlns:a14="http://schemas.microsoft.com/office/drawing/2010/main" xmlns:pic="http://schemas.openxmlformats.org/drawingml/2006/picture" xmlns:a="http://schemas.openxmlformats.org/drawingml/2006/main">
             <w:pict>
-              <v:rect id="Rectangle 2" style="width:451.3pt;height:.1pt;visibility:visible;mso-wrap-style:square;mso-left-percent:-10001;mso-top-percent:-10001;mso-position-horizontal:absolute;mso-position-horizontal-relative:char;mso-position-vertical:absolute;mso-position-vertical-relative:line;mso-left-percent:-10001;mso-top-percent:-10001;v-text-anchor:top" o:spid="_x0000_s1026" filled="f" w14:anchorId="48479293" o:gfxdata="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">
+              <v:rect id="Rectangle 2" style="width:451.3pt;height:.1pt;visibility:visible;mso-wrap-style:square;mso-left-percent:-10001;mso-top-percent:-10001;mso-position-horizontal:absolute;mso-position-horizontal-relative:char;mso-position-vertical:absolute;mso-position-vertical-relative:line;mso-left-percent:-10001;mso-top-percent:-10001;v-text-anchor:top" o:spid="_x0000_s1026" filled="f" w14:anchorId="48479293" o:gfxdata="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">
                 <w10:anchorlock/>
               </v:rect>
             </w:pict>
@@ -1687,7 +1654,7 @@
       </w:pPr>
       <w:r>
         <w:rPr>
-          <w:rFonts w:ascii="Times New Roman" w:hAnsi="Times New Roman" w:eastAsia="Times New Roman" w:cs="Times New Roman"/>
+          <w:rFonts w:ascii="Times New Roman" w:eastAsia="Times New Roman" w:hAnsi="Times New Roman" w:cs="Times New Roman"/>
           <w:b/>
           <w:bCs/>
           <w:kern w:val="0"/>
@@ -1733,13 +1700,23 @@
           <w14:ligatures w14:val="none"/>
         </w:rPr>
       </w:pPr>
-      <w:r>
-        <w:rPr>
-          <w:rFonts w:ascii="Times New Roman" w:hAnsi="Times New Roman" w:cs="Times New Roman"/>
-          <w:kern w:val="0"/>
-          <w14:ligatures w14:val="none"/>
-        </w:rPr>
-        <w:t>TempDB Management Best Practices</w:t>
+      <w:proofErr w:type="spellStart"/>
+      <w:r>
+        <w:rPr>
+          <w:rFonts w:ascii="Times New Roman" w:hAnsi="Times New Roman" w:cs="Times New Roman"/>
+          <w:kern w:val="0"/>
+          <w14:ligatures w14:val="none"/>
+        </w:rPr>
+        <w:t>TempDB</w:t>
+      </w:r>
+      <w:proofErr w:type="spellEnd"/>
+      <w:r>
+        <w:rPr>
+          <w:rFonts w:ascii="Times New Roman" w:hAnsi="Times New Roman" w:cs="Times New Roman"/>
+          <w:kern w:val="0"/>
+          <w14:ligatures w14:val="none"/>
+        </w:rPr>
+        <w:t xml:space="preserve"> Management Best Practices</w:t>
       </w:r>
     </w:p>
     <w:p>
@@ -1768,14 +1745,14 @@
       <w:pPr>
         <w:spacing w:after="0" w:line="240" w:lineRule="auto"/>
         <w:rPr>
-          <w:rFonts w:ascii="Times New Roman" w:hAnsi="Times New Roman" w:eastAsia="Times New Roman" w:cs="Times New Roman"/>
-          <w:kern w:val="0"/>
-          <w14:ligatures w14:val="none"/>
-        </w:rPr>
-      </w:pPr>
-      <w:r>
-        <w:rPr>
-          <w:rFonts w:ascii="Times New Roman" w:hAnsi="Times New Roman" w:eastAsia="Times New Roman" w:cs="Times New Roman"/>
+          <w:rFonts w:ascii="Times New Roman" w:eastAsia="Times New Roman" w:hAnsi="Times New Roman" w:cs="Times New Roman"/>
+          <w:kern w:val="0"/>
+          <w14:ligatures w14:val="none"/>
+        </w:rPr>
+      </w:pPr>
+      <w:r>
+        <w:rPr>
+          <w:rFonts w:ascii="Times New Roman" w:eastAsia="Times New Roman" w:hAnsi="Times New Roman" w:cs="Times New Roman"/>
           <w:noProof/>
           <w:kern w:val="0"/>
           <w14:ligatures w14:val="none"/>
@@ -1831,9 +1808,9 @@
               </wp:inline>
             </w:drawing>
           </mc:Choice>
-          <mc:Fallback>
+          <mc:Fallback xmlns:a14="http://schemas.microsoft.com/office/drawing/2010/main" xmlns:pic="http://schemas.openxmlformats.org/drawingml/2006/picture" xmlns:a="http://schemas.openxmlformats.org/drawingml/2006/main">
             <w:pict>
-              <v:rect id="Rectangle 1" style="width:451.3pt;height:.1pt;visibility:visible;mso-wrap-style:square;mso-left-percent:-10001;mso-top-percent:-10001;mso-position-horizontal:absolute;mso-position-horizontal-relative:char;mso-position-vertical:absolute;mso-position-vertical-relative:line;mso-left-percent:-10001;mso-top-percent:-10001;v-text-anchor:top" o:spid="_x0000_s1026" filled="f" w14:anchorId="2206D003" o:gfxdata="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">
+              <v:rect id="Rectangle 1" style="width:451.3pt;height:.1pt;visibility:visible;mso-wrap-style:square;mso-left-percent:-10001;mso-top-percent:-10001;mso-position-horizontal:absolute;mso-position-horizontal-relative:char;mso-position-vertical:absolute;mso-position-vertical-relative:line;mso-left-percent:-10001;mso-top-percent:-10001;v-text-anchor:top" o:spid="_x0000_s1026" filled="f" w14:anchorId="2206D003" o:gfxdata="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">
                 <w10:anchorlock/>
               </v:rect>
             </w:pict>
@@ -1857,7 +1834,7 @@
       </w:pPr>
       <w:r>
         <w:rPr>
-          <w:rFonts w:ascii="Times New Roman" w:hAnsi="Times New Roman" w:eastAsia="Times New Roman" w:cs="Times New Roman"/>
+          <w:rFonts w:ascii="Times New Roman" w:eastAsia="Times New Roman" w:hAnsi="Times New Roman" w:cs="Times New Roman"/>
           <w:b/>
           <w:bCs/>
           <w:kern w:val="0"/>
@@ -2024,7 +2001,7 @@
     </w:p>
     <w:p/>
     <w:sectPr>
-      <w:pgSz w:w="11906" w:h="16838" w:orient="portrait"/>
+      <w:pgSz w:w="11906" w:h="16838"/>
       <w:pgMar w:top="1440" w:right="1440" w:bottom="1440" w:left="1440" w:header="708" w:footer="708" w:gutter="0"/>
       <w:cols w:space="708"/>
       <w:docGrid w:linePitch="360"/>
@@ -2051,7 +2028,7 @@
         <w:ind w:left="720" w:hanging="360"/>
       </w:pPr>
       <w:rPr>
-        <w:rFonts w:hint="default" w:ascii="Symbol" w:hAnsi="Symbol"/>
+        <w:rFonts w:ascii="Symbol" w:hAnsi="Symbol" w:hint="default"/>
         <w:sz w:val="20"/>
       </w:rPr>
     </w:lvl>
@@ -2067,7 +2044,7 @@
         <w:ind w:left="1440" w:hanging="360"/>
       </w:pPr>
       <w:rPr>
-        <w:rFonts w:hint="default" w:ascii="Courier New" w:hAnsi="Courier New"/>
+        <w:rFonts w:ascii="Courier New" w:hAnsi="Courier New" w:hint="default"/>
         <w:sz w:val="20"/>
       </w:rPr>
     </w:lvl>
@@ -2083,7 +2060,7 @@
         <w:ind w:left="2160" w:hanging="360"/>
       </w:pPr>
       <w:rPr>
-        <w:rFonts w:hint="default" w:ascii="Wingdings" w:hAnsi="Wingdings"/>
+        <w:rFonts w:ascii="Wingdings" w:hAnsi="Wingdings" w:hint="default"/>
         <w:sz w:val="20"/>
       </w:rPr>
     </w:lvl>
@@ -2099,7 +2076,7 @@
         <w:ind w:left="2880" w:hanging="360"/>
       </w:pPr>
       <w:rPr>
-        <w:rFonts w:hint="default" w:ascii="Wingdings" w:hAnsi="Wingdings"/>
+        <w:rFonts w:ascii="Wingdings" w:hAnsi="Wingdings" w:hint="default"/>
         <w:sz w:val="20"/>
       </w:rPr>
     </w:lvl>
@@ -2115,7 +2092,7 @@
         <w:ind w:left="3600" w:hanging="360"/>
       </w:pPr>
       <w:rPr>
-        <w:rFonts w:hint="default" w:ascii="Wingdings" w:hAnsi="Wingdings"/>
+        <w:rFonts w:ascii="Wingdings" w:hAnsi="Wingdings" w:hint="default"/>
         <w:sz w:val="20"/>
       </w:rPr>
     </w:lvl>
@@ -2131,7 +2108,7 @@
         <w:ind w:left="4320" w:hanging="360"/>
       </w:pPr>
       <w:rPr>
-        <w:rFonts w:hint="default" w:ascii="Wingdings" w:hAnsi="Wingdings"/>
+        <w:rFonts w:ascii="Wingdings" w:hAnsi="Wingdings" w:hint="default"/>
         <w:sz w:val="20"/>
       </w:rPr>
     </w:lvl>
@@ -2147,7 +2124,7 @@
         <w:ind w:left="5040" w:hanging="360"/>
       </w:pPr>
       <w:rPr>
-        <w:rFonts w:hint="default" w:ascii="Wingdings" w:hAnsi="Wingdings"/>
+        <w:rFonts w:ascii="Wingdings" w:hAnsi="Wingdings" w:hint="default"/>
         <w:sz w:val="20"/>
       </w:rPr>
     </w:lvl>
@@ -2163,7 +2140,7 @@
         <w:ind w:left="5760" w:hanging="360"/>
       </w:pPr>
       <w:rPr>
-        <w:rFonts w:hint="default" w:ascii="Wingdings" w:hAnsi="Wingdings"/>
+        <w:rFonts w:ascii="Wingdings" w:hAnsi="Wingdings" w:hint="default"/>
         <w:sz w:val="20"/>
       </w:rPr>
     </w:lvl>
@@ -2179,7 +2156,7 @@
         <w:ind w:left="6480" w:hanging="360"/>
       </w:pPr>
       <w:rPr>
-        <w:rFonts w:hint="default" w:ascii="Wingdings" w:hAnsi="Wingdings"/>
+        <w:rFonts w:ascii="Wingdings" w:hAnsi="Wingdings" w:hint="default"/>
         <w:sz w:val="20"/>
       </w:rPr>
     </w:lvl>
@@ -2200,7 +2177,7 @@
         <w:ind w:left="720" w:hanging="360"/>
       </w:pPr>
       <w:rPr>
-        <w:rFonts w:hint="default" w:ascii="Symbol" w:hAnsi="Symbol"/>
+        <w:rFonts w:ascii="Symbol" w:hAnsi="Symbol" w:hint="default"/>
         <w:sz w:val="20"/>
       </w:rPr>
     </w:lvl>
@@ -2216,7 +2193,7 @@
         <w:ind w:left="1440" w:hanging="360"/>
       </w:pPr>
       <w:rPr>
-        <w:rFonts w:hint="default" w:ascii="Courier New" w:hAnsi="Courier New"/>
+        <w:rFonts w:ascii="Courier New" w:hAnsi="Courier New" w:hint="default"/>
         <w:sz w:val="20"/>
       </w:rPr>
     </w:lvl>
@@ -2232,7 +2209,7 @@
         <w:ind w:left="2160" w:hanging="360"/>
       </w:pPr>
       <w:rPr>
-        <w:rFonts w:hint="default" w:ascii="Wingdings" w:hAnsi="Wingdings"/>
+        <w:rFonts w:ascii="Wingdings" w:hAnsi="Wingdings" w:hint="default"/>
         <w:sz w:val="20"/>
       </w:rPr>
     </w:lvl>
@@ -2248,7 +2225,7 @@
         <w:ind w:left="2880" w:hanging="360"/>
       </w:pPr>
       <w:rPr>
-        <w:rFonts w:hint="default" w:ascii="Wingdings" w:hAnsi="Wingdings"/>
+        <w:rFonts w:ascii="Wingdings" w:hAnsi="Wingdings" w:hint="default"/>
         <w:sz w:val="20"/>
       </w:rPr>
     </w:lvl>
@@ -2264,7 +2241,7 @@
         <w:ind w:left="3600" w:hanging="360"/>
       </w:pPr>
       <w:rPr>
-        <w:rFonts w:hint="default" w:ascii="Wingdings" w:hAnsi="Wingdings"/>
+        <w:rFonts w:ascii="Wingdings" w:hAnsi="Wingdings" w:hint="default"/>
         <w:sz w:val="20"/>
       </w:rPr>
     </w:lvl>
@@ -2280,7 +2257,7 @@
         <w:ind w:left="4320" w:hanging="360"/>
       </w:pPr>
       <w:rPr>
-        <w:rFonts w:hint="default" w:ascii="Wingdings" w:hAnsi="Wingdings"/>
+        <w:rFonts w:ascii="Wingdings" w:hAnsi="Wingdings" w:hint="default"/>
         <w:sz w:val="20"/>
       </w:rPr>
     </w:lvl>
@@ -2296,7 +2273,7 @@
         <w:ind w:left="5040" w:hanging="360"/>
       </w:pPr>
       <w:rPr>
-        <w:rFonts w:hint="default" w:ascii="Wingdings" w:hAnsi="Wingdings"/>
+        <w:rFonts w:ascii="Wingdings" w:hAnsi="Wingdings" w:hint="default"/>
         <w:sz w:val="20"/>
       </w:rPr>
     </w:lvl>
@@ -2312,7 +2289,7 @@
         <w:ind w:left="5760" w:hanging="360"/>
       </w:pPr>
       <w:rPr>
-        <w:rFonts w:hint="default" w:ascii="Wingdings" w:hAnsi="Wingdings"/>
+        <w:rFonts w:ascii="Wingdings" w:hAnsi="Wingdings" w:hint="default"/>
         <w:sz w:val="20"/>
       </w:rPr>
     </w:lvl>
@@ -2328,7 +2305,7 @@
         <w:ind w:left="6480" w:hanging="360"/>
       </w:pPr>
       <w:rPr>
-        <w:rFonts w:hint="default" w:ascii="Wingdings" w:hAnsi="Wingdings"/>
+        <w:rFonts w:ascii="Wingdings" w:hAnsi="Wingdings" w:hint="default"/>
         <w:sz w:val="20"/>
       </w:rPr>
     </w:lvl>
@@ -2349,7 +2326,7 @@
         <w:ind w:left="720" w:hanging="360"/>
       </w:pPr>
       <w:rPr>
-        <w:rFonts w:hint="default" w:ascii="Symbol" w:hAnsi="Symbol"/>
+        <w:rFonts w:ascii="Symbol" w:hAnsi="Symbol" w:hint="default"/>
         <w:sz w:val="20"/>
       </w:rPr>
     </w:lvl>
@@ -2365,7 +2342,7 @@
         <w:ind w:left="1440" w:hanging="360"/>
       </w:pPr>
       <w:rPr>
-        <w:rFonts w:hint="default" w:ascii="Courier New" w:hAnsi="Courier New"/>
+        <w:rFonts w:ascii="Courier New" w:hAnsi="Courier New" w:hint="default"/>
         <w:sz w:val="20"/>
       </w:rPr>
     </w:lvl>
@@ -2381,7 +2358,7 @@
         <w:ind w:left="2160" w:hanging="360"/>
       </w:pPr>
       <w:rPr>
-        <w:rFonts w:hint="default" w:ascii="Wingdings" w:hAnsi="Wingdings"/>
+        <w:rFonts w:ascii="Wingdings" w:hAnsi="Wingdings" w:hint="default"/>
         <w:sz w:val="20"/>
       </w:rPr>
     </w:lvl>
@@ -2397,7 +2374,7 @@
         <w:ind w:left="2880" w:hanging="360"/>
       </w:pPr>
       <w:rPr>
-        <w:rFonts w:hint="default" w:ascii="Wingdings" w:hAnsi="Wingdings"/>
+        <w:rFonts w:ascii="Wingdings" w:hAnsi="Wingdings" w:hint="default"/>
         <w:sz w:val="20"/>
       </w:rPr>
     </w:lvl>
@@ -2413,7 +2390,7 @@
         <w:ind w:left="3600" w:hanging="360"/>
       </w:pPr>
       <w:rPr>
-        <w:rFonts w:hint="default" w:ascii="Wingdings" w:hAnsi="Wingdings"/>
+        <w:rFonts w:ascii="Wingdings" w:hAnsi="Wingdings" w:hint="default"/>
         <w:sz w:val="20"/>
       </w:rPr>
     </w:lvl>
@@ -2429,7 +2406,7 @@
         <w:ind w:left="4320" w:hanging="360"/>
       </w:pPr>
       <w:rPr>
-        <w:rFonts w:hint="default" w:ascii="Wingdings" w:hAnsi="Wingdings"/>
+        <w:rFonts w:ascii="Wingdings" w:hAnsi="Wingdings" w:hint="default"/>
         <w:sz w:val="20"/>
       </w:rPr>
     </w:lvl>
@@ -2445,7 +2422,7 @@
         <w:ind w:left="5040" w:hanging="360"/>
       </w:pPr>
       <w:rPr>
-        <w:rFonts w:hint="default" w:ascii="Wingdings" w:hAnsi="Wingdings"/>
+        <w:rFonts w:ascii="Wingdings" w:hAnsi="Wingdings" w:hint="default"/>
         <w:sz w:val="20"/>
       </w:rPr>
     </w:lvl>
@@ -2461,7 +2438,7 @@
         <w:ind w:left="5760" w:hanging="360"/>
       </w:pPr>
       <w:rPr>
-        <w:rFonts w:hint="default" w:ascii="Wingdings" w:hAnsi="Wingdings"/>
+        <w:rFonts w:ascii="Wingdings" w:hAnsi="Wingdings" w:hint="default"/>
         <w:sz w:val="20"/>
       </w:rPr>
     </w:lvl>
@@ -2477,7 +2454,7 @@
         <w:ind w:left="6480" w:hanging="360"/>
       </w:pPr>
       <w:rPr>
-        <w:rFonts w:hint="default" w:ascii="Wingdings" w:hAnsi="Wingdings"/>
+        <w:rFonts w:ascii="Wingdings" w:hAnsi="Wingdings" w:hint="default"/>
         <w:sz w:val="20"/>
       </w:rPr>
     </w:lvl>
@@ -2498,7 +2475,7 @@
         <w:ind w:left="720" w:hanging="360"/>
       </w:pPr>
       <w:rPr>
-        <w:rFonts w:hint="default" w:ascii="Symbol" w:hAnsi="Symbol"/>
+        <w:rFonts w:ascii="Symbol" w:hAnsi="Symbol" w:hint="default"/>
         <w:sz w:val="20"/>
       </w:rPr>
     </w:lvl>
@@ -2514,7 +2491,7 @@
         <w:ind w:left="1440" w:hanging="360"/>
       </w:pPr>
       <w:rPr>
-        <w:rFonts w:hint="default" w:ascii="Courier New" w:hAnsi="Courier New"/>
+        <w:rFonts w:ascii="Courier New" w:hAnsi="Courier New" w:hint="default"/>
         <w:sz w:val="20"/>
       </w:rPr>
     </w:lvl>
@@ -2530,7 +2507,7 @@
         <w:ind w:left="2160" w:hanging="360"/>
       </w:pPr>
       <w:rPr>
-        <w:rFonts w:hint="default" w:ascii="Wingdings" w:hAnsi="Wingdings"/>
+        <w:rFonts w:ascii="Wingdings" w:hAnsi="Wingdings" w:hint="default"/>
         <w:sz w:val="20"/>
       </w:rPr>
     </w:lvl>
@@ -2546,7 +2523,7 @@
         <w:ind w:left="2880" w:hanging="360"/>
       </w:pPr>
       <w:rPr>
-        <w:rFonts w:hint="default" w:ascii="Wingdings" w:hAnsi="Wingdings"/>
+        <w:rFonts w:ascii="Wingdings" w:hAnsi="Wingdings" w:hint="default"/>
         <w:sz w:val="20"/>
       </w:rPr>
     </w:lvl>
@@ -2562,7 +2539,7 @@
         <w:ind w:left="3600" w:hanging="360"/>
       </w:pPr>
       <w:rPr>
-        <w:rFonts w:hint="default" w:ascii="Wingdings" w:hAnsi="Wingdings"/>
+        <w:rFonts w:ascii="Wingdings" w:hAnsi="Wingdings" w:hint="default"/>
         <w:sz w:val="20"/>
       </w:rPr>
     </w:lvl>
@@ -2578,7 +2555,7 @@
         <w:ind w:left="4320" w:hanging="360"/>
       </w:pPr>
       <w:rPr>
-        <w:rFonts w:hint="default" w:ascii="Wingdings" w:hAnsi="Wingdings"/>
+        <w:rFonts w:ascii="Wingdings" w:hAnsi="Wingdings" w:hint="default"/>
         <w:sz w:val="20"/>
       </w:rPr>
     </w:lvl>
@@ -2594,7 +2571,7 @@
         <w:ind w:left="5040" w:hanging="360"/>
       </w:pPr>
       <w:rPr>
-        <w:rFonts w:hint="default" w:ascii="Wingdings" w:hAnsi="Wingdings"/>
+        <w:rFonts w:ascii="Wingdings" w:hAnsi="Wingdings" w:hint="default"/>
         <w:sz w:val="20"/>
       </w:rPr>
     </w:lvl>
@@ -2610,7 +2587,7 @@
         <w:ind w:left="5760" w:hanging="360"/>
       </w:pPr>
       <w:rPr>
-        <w:rFonts w:hint="default" w:ascii="Wingdings" w:hAnsi="Wingdings"/>
+        <w:rFonts w:ascii="Wingdings" w:hAnsi="Wingdings" w:hint="default"/>
         <w:sz w:val="20"/>
       </w:rPr>
     </w:lvl>
@@ -2626,7 +2603,7 @@
         <w:ind w:left="6480" w:hanging="360"/>
       </w:pPr>
       <w:rPr>
-        <w:rFonts w:hint="default" w:ascii="Wingdings" w:hAnsi="Wingdings"/>
+        <w:rFonts w:ascii="Wingdings" w:hAnsi="Wingdings" w:hint="default"/>
         <w:sz w:val="20"/>
       </w:rPr>
     </w:lvl>
@@ -2647,7 +2624,7 @@
         <w:ind w:left="720" w:hanging="360"/>
       </w:pPr>
       <w:rPr>
-        <w:rFonts w:hint="default" w:ascii="Symbol" w:hAnsi="Symbol"/>
+        <w:rFonts w:ascii="Symbol" w:hAnsi="Symbol" w:hint="default"/>
         <w:sz w:val="20"/>
       </w:rPr>
     </w:lvl>
@@ -2663,7 +2640,7 @@
         <w:ind w:left="1440" w:hanging="360"/>
       </w:pPr>
       <w:rPr>
-        <w:rFonts w:hint="default" w:ascii="Courier New" w:hAnsi="Courier New"/>
+        <w:rFonts w:ascii="Courier New" w:hAnsi="Courier New" w:hint="default"/>
         <w:sz w:val="20"/>
       </w:rPr>
     </w:lvl>
@@ -2679,7 +2656,7 @@
         <w:ind w:left="2160" w:hanging="360"/>
       </w:pPr>
       <w:rPr>
-        <w:rFonts w:hint="default" w:ascii="Wingdings" w:hAnsi="Wingdings"/>
+        <w:rFonts w:ascii="Wingdings" w:hAnsi="Wingdings" w:hint="default"/>
         <w:sz w:val="20"/>
       </w:rPr>
     </w:lvl>
@@ -2695,7 +2672,7 @@
         <w:ind w:left="2880" w:hanging="360"/>
       </w:pPr>
       <w:rPr>
-        <w:rFonts w:hint="default" w:ascii="Wingdings" w:hAnsi="Wingdings"/>
+        <w:rFonts w:ascii="Wingdings" w:hAnsi="Wingdings" w:hint="default"/>
         <w:sz w:val="20"/>
       </w:rPr>
     </w:lvl>
@@ -2711,7 +2688,7 @@
         <w:ind w:left="3600" w:hanging="360"/>
       </w:pPr>
       <w:rPr>
-        <w:rFonts w:hint="default" w:ascii="Wingdings" w:hAnsi="Wingdings"/>
+        <w:rFonts w:ascii="Wingdings" w:hAnsi="Wingdings" w:hint="default"/>
         <w:sz w:val="20"/>
       </w:rPr>
     </w:lvl>
@@ -2727,7 +2704,7 @@
         <w:ind w:left="4320" w:hanging="360"/>
       </w:pPr>
       <w:rPr>
-        <w:rFonts w:hint="default" w:ascii="Wingdings" w:hAnsi="Wingdings"/>
+        <w:rFonts w:ascii="Wingdings" w:hAnsi="Wingdings" w:hint="default"/>
         <w:sz w:val="20"/>
       </w:rPr>
     </w:lvl>
@@ -2743,7 +2720,7 @@
         <w:ind w:left="5040" w:hanging="360"/>
       </w:pPr>
       <w:rPr>
-        <w:rFonts w:hint="default" w:ascii="Wingdings" w:hAnsi="Wingdings"/>
+        <w:rFonts w:ascii="Wingdings" w:hAnsi="Wingdings" w:hint="default"/>
         <w:sz w:val="20"/>
       </w:rPr>
     </w:lvl>
@@ -2759,7 +2736,7 @@
         <w:ind w:left="5760" w:hanging="360"/>
       </w:pPr>
       <w:rPr>
-        <w:rFonts w:hint="default" w:ascii="Wingdings" w:hAnsi="Wingdings"/>
+        <w:rFonts w:ascii="Wingdings" w:hAnsi="Wingdings" w:hint="default"/>
         <w:sz w:val="20"/>
       </w:rPr>
     </w:lvl>
@@ -2775,7 +2752,7 @@
         <w:ind w:left="6480" w:hanging="360"/>
       </w:pPr>
       <w:rPr>
-        <w:rFonts w:hint="default" w:ascii="Wingdings" w:hAnsi="Wingdings"/>
+        <w:rFonts w:ascii="Wingdings" w:hAnsi="Wingdings" w:hint="default"/>
         <w:sz w:val="20"/>
       </w:rPr>
     </w:lvl>
@@ -2796,7 +2773,7 @@
         <w:ind w:left="720" w:hanging="360"/>
       </w:pPr>
       <w:rPr>
-        <w:rFonts w:hint="default" w:ascii="Symbol" w:hAnsi="Symbol"/>
+        <w:rFonts w:ascii="Symbol" w:hAnsi="Symbol" w:hint="default"/>
         <w:sz w:val="20"/>
       </w:rPr>
     </w:lvl>
@@ -2812,7 +2789,7 @@
         <w:ind w:left="1440" w:hanging="360"/>
       </w:pPr>
       <w:rPr>
-        <w:rFonts w:hint="default" w:ascii="Courier New" w:hAnsi="Courier New"/>
+        <w:rFonts w:ascii="Courier New" w:hAnsi="Courier New" w:hint="default"/>
         <w:sz w:val="20"/>
       </w:rPr>
     </w:lvl>
@@ -2828,7 +2805,7 @@
         <w:ind w:left="2160" w:hanging="360"/>
       </w:pPr>
       <w:rPr>
-        <w:rFonts w:hint="default" w:ascii="Wingdings" w:hAnsi="Wingdings"/>
+        <w:rFonts w:ascii="Wingdings" w:hAnsi="Wingdings" w:hint="default"/>
         <w:sz w:val="20"/>
       </w:rPr>
     </w:lvl>
@@ -2844,7 +2821,7 @@
         <w:ind w:left="2880" w:hanging="360"/>
       </w:pPr>
       <w:rPr>
-        <w:rFonts w:hint="default" w:ascii="Wingdings" w:hAnsi="Wingdings"/>
+        <w:rFonts w:ascii="Wingdings" w:hAnsi="Wingdings" w:hint="default"/>
         <w:sz w:val="20"/>
       </w:rPr>
     </w:lvl>
@@ -2860,7 +2837,7 @@
         <w:ind w:left="3600" w:hanging="360"/>
       </w:pPr>
       <w:rPr>
-        <w:rFonts w:hint="default" w:ascii="Wingdings" w:hAnsi="Wingdings"/>
+        <w:rFonts w:ascii="Wingdings" w:hAnsi="Wingdings" w:hint="default"/>
         <w:sz w:val="20"/>
       </w:rPr>
     </w:lvl>
@@ -2876,7 +2853,7 @@
         <w:ind w:left="4320" w:hanging="360"/>
       </w:pPr>
       <w:rPr>
-        <w:rFonts w:hint="default" w:ascii="Wingdings" w:hAnsi="Wingdings"/>
+        <w:rFonts w:ascii="Wingdings" w:hAnsi="Wingdings" w:hint="default"/>
         <w:sz w:val="20"/>
       </w:rPr>
     </w:lvl>
@@ -2892,7 +2869,7 @@
         <w:ind w:left="5040" w:hanging="360"/>
       </w:pPr>
       <w:rPr>
-        <w:rFonts w:hint="default" w:ascii="Wingdings" w:hAnsi="Wingdings"/>
+        <w:rFonts w:ascii="Wingdings" w:hAnsi="Wingdings" w:hint="default"/>
         <w:sz w:val="20"/>
       </w:rPr>
     </w:lvl>
@@ -2908,7 +2885,7 @@
         <w:ind w:left="5760" w:hanging="360"/>
       </w:pPr>
       <w:rPr>
-        <w:rFonts w:hint="default" w:ascii="Wingdings" w:hAnsi="Wingdings"/>
+        <w:rFonts w:ascii="Wingdings" w:hAnsi="Wingdings" w:hint="default"/>
         <w:sz w:val="20"/>
       </w:rPr>
     </w:lvl>
@@ -2924,7 +2901,7 @@
         <w:ind w:left="6480" w:hanging="360"/>
       </w:pPr>
       <w:rPr>
-        <w:rFonts w:hint="default" w:ascii="Wingdings" w:hAnsi="Wingdings"/>
+        <w:rFonts w:ascii="Wingdings" w:hAnsi="Wingdings" w:hint="default"/>
         <w:sz w:val="20"/>
       </w:rPr>
     </w:lvl>
@@ -2945,7 +2922,7 @@
         <w:ind w:left="720" w:hanging="360"/>
       </w:pPr>
       <w:rPr>
-        <w:rFonts w:hint="default" w:ascii="Symbol" w:hAnsi="Symbol"/>
+        <w:rFonts w:ascii="Symbol" w:hAnsi="Symbol" w:hint="default"/>
         <w:sz w:val="20"/>
       </w:rPr>
     </w:lvl>
@@ -2961,7 +2938,7 @@
         <w:ind w:left="1440" w:hanging="360"/>
       </w:pPr>
       <w:rPr>
-        <w:rFonts w:hint="default" w:ascii="Courier New" w:hAnsi="Courier New"/>
+        <w:rFonts w:ascii="Courier New" w:hAnsi="Courier New" w:hint="default"/>
         <w:sz w:val="20"/>
       </w:rPr>
     </w:lvl>
@@ -2977,7 +2954,7 @@
         <w:ind w:left="2160" w:hanging="360"/>
       </w:pPr>
       <w:rPr>
-        <w:rFonts w:hint="default" w:ascii="Wingdings" w:hAnsi="Wingdings"/>
+        <w:rFonts w:ascii="Wingdings" w:hAnsi="Wingdings" w:hint="default"/>
         <w:sz w:val="20"/>
       </w:rPr>
     </w:lvl>
@@ -2993,7 +2970,7 @@
         <w:ind w:left="2880" w:hanging="360"/>
       </w:pPr>
       <w:rPr>
-        <w:rFonts w:hint="default" w:ascii="Wingdings" w:hAnsi="Wingdings"/>
+        <w:rFonts w:ascii="Wingdings" w:hAnsi="Wingdings" w:hint="default"/>
         <w:sz w:val="20"/>
       </w:rPr>
     </w:lvl>
@@ -3009,7 +2986,7 @@
         <w:ind w:left="3600" w:hanging="360"/>
       </w:pPr>
       <w:rPr>
-        <w:rFonts w:hint="default" w:ascii="Wingdings" w:hAnsi="Wingdings"/>
+        <w:rFonts w:ascii="Wingdings" w:hAnsi="Wingdings" w:hint="default"/>
         <w:sz w:val="20"/>
       </w:rPr>
     </w:lvl>
@@ -3025,7 +3002,7 @@
         <w:ind w:left="4320" w:hanging="360"/>
       </w:pPr>
       <w:rPr>
-        <w:rFonts w:hint="default" w:ascii="Wingdings" w:hAnsi="Wingdings"/>
+        <w:rFonts w:ascii="Wingdings" w:hAnsi="Wingdings" w:hint="default"/>
         <w:sz w:val="20"/>
       </w:rPr>
     </w:lvl>
@@ -3041,7 +3018,7 @@
         <w:ind w:left="5040" w:hanging="360"/>
       </w:pPr>
       <w:rPr>
-        <w:rFonts w:hint="default" w:ascii="Wingdings" w:hAnsi="Wingdings"/>
+        <w:rFonts w:ascii="Wingdings" w:hAnsi="Wingdings" w:hint="default"/>
         <w:sz w:val="20"/>
       </w:rPr>
     </w:lvl>
@@ -3057,7 +3034,7 @@
         <w:ind w:left="5760" w:hanging="360"/>
       </w:pPr>
       <w:rPr>
-        <w:rFonts w:hint="default" w:ascii="Wingdings" w:hAnsi="Wingdings"/>
+        <w:rFonts w:ascii="Wingdings" w:hAnsi="Wingdings" w:hint="default"/>
         <w:sz w:val="20"/>
       </w:rPr>
     </w:lvl>
@@ -3073,7 +3050,7 @@
         <w:ind w:left="6480" w:hanging="360"/>
       </w:pPr>
       <w:rPr>
-        <w:rFonts w:hint="default" w:ascii="Wingdings" w:hAnsi="Wingdings"/>
+        <w:rFonts w:ascii="Wingdings" w:hAnsi="Wingdings" w:hint="default"/>
         <w:sz w:val="20"/>
       </w:rPr>
     </w:lvl>
@@ -3094,7 +3071,7 @@
         <w:ind w:left="720" w:hanging="360"/>
       </w:pPr>
       <w:rPr>
-        <w:rFonts w:hint="default" w:ascii="Symbol" w:hAnsi="Symbol"/>
+        <w:rFonts w:ascii="Symbol" w:hAnsi="Symbol" w:hint="default"/>
         <w:sz w:val="20"/>
       </w:rPr>
     </w:lvl>
@@ -3110,7 +3087,7 @@
         <w:ind w:left="1440" w:hanging="360"/>
       </w:pPr>
       <w:rPr>
-        <w:rFonts w:hint="default" w:ascii="Courier New" w:hAnsi="Courier New"/>
+        <w:rFonts w:ascii="Courier New" w:hAnsi="Courier New" w:hint="default"/>
         <w:sz w:val="20"/>
       </w:rPr>
     </w:lvl>
@@ -3126,7 +3103,7 @@
         <w:ind w:left="2160" w:hanging="360"/>
       </w:pPr>
       <w:rPr>
-        <w:rFonts w:hint="default" w:ascii="Wingdings" w:hAnsi="Wingdings"/>
+        <w:rFonts w:ascii="Wingdings" w:hAnsi="Wingdings" w:hint="default"/>
         <w:sz w:val="20"/>
       </w:rPr>
     </w:lvl>
@@ -3142,7 +3119,7 @@
         <w:ind w:left="2880" w:hanging="360"/>
       </w:pPr>
       <w:rPr>
-        <w:rFonts w:hint="default" w:ascii="Wingdings" w:hAnsi="Wingdings"/>
+        <w:rFonts w:ascii="Wingdings" w:hAnsi="Wingdings" w:hint="default"/>
         <w:sz w:val="20"/>
       </w:rPr>
     </w:lvl>
@@ -3158,7 +3135,7 @@
         <w:ind w:left="3600" w:hanging="360"/>
       </w:pPr>
       <w:rPr>
-        <w:rFonts w:hint="default" w:ascii="Wingdings" w:hAnsi="Wingdings"/>
+        <w:rFonts w:ascii="Wingdings" w:hAnsi="Wingdings" w:hint="default"/>
         <w:sz w:val="20"/>
       </w:rPr>
     </w:lvl>
@@ -3174,7 +3151,7 @@
         <w:ind w:left="4320" w:hanging="360"/>
       </w:pPr>
       <w:rPr>
-        <w:rFonts w:hint="default" w:ascii="Wingdings" w:hAnsi="Wingdings"/>
+        <w:rFonts w:ascii="Wingdings" w:hAnsi="Wingdings" w:hint="default"/>
         <w:sz w:val="20"/>
       </w:rPr>
     </w:lvl>
@@ -3190,7 +3167,7 @@
         <w:ind w:left="5040" w:hanging="360"/>
       </w:pPr>
       <w:rPr>
-        <w:rFonts w:hint="default" w:ascii="Wingdings" w:hAnsi="Wingdings"/>
+        <w:rFonts w:ascii="Wingdings" w:hAnsi="Wingdings" w:hint="default"/>
         <w:sz w:val="20"/>
       </w:rPr>
     </w:lvl>
@@ -3206,7 +3183,7 @@
         <w:ind w:left="5760" w:hanging="360"/>
       </w:pPr>
       <w:rPr>
-        <w:rFonts w:hint="default" w:ascii="Wingdings" w:hAnsi="Wingdings"/>
+        <w:rFonts w:ascii="Wingdings" w:hAnsi="Wingdings" w:hint="default"/>
         <w:sz w:val="20"/>
       </w:rPr>
     </w:lvl>
@@ -3222,7 +3199,7 @@
         <w:ind w:left="6480" w:hanging="360"/>
       </w:pPr>
       <w:rPr>
-        <w:rFonts w:hint="default" w:ascii="Wingdings" w:hAnsi="Wingdings"/>
+        <w:rFonts w:ascii="Wingdings" w:hAnsi="Wingdings" w:hint="default"/>
         <w:sz w:val="20"/>
       </w:rPr>
     </w:lvl>
@@ -3259,7 +3236,7 @@
   <w:docDefaults>
     <w:rPrDefault>
       <w:rPr>
-        <w:rFonts w:asciiTheme="minorHAnsi" w:hAnsiTheme="minorHAnsi" w:eastAsiaTheme="minorEastAsia" w:cstheme="minorBidi"/>
+        <w:rFonts w:asciiTheme="minorHAnsi" w:eastAsiaTheme="minorEastAsia" w:hAnsiTheme="minorHAnsi" w:cstheme="minorBidi"/>
         <w:kern w:val="2"/>
         <w:sz w:val="24"/>
         <w:szCs w:val="24"/>
@@ -3276,14 +3253,14 @@
   <w:latentStyles w:defLockedState="0" w:defUIPriority="99" w:defSemiHidden="0" w:defUnhideWhenUsed="0" w:defQFormat="0" w:count="376">
     <w:lsdException w:name="Normal" w:uiPriority="0" w:qFormat="1"/>
     <w:lsdException w:name="heading 1" w:uiPriority="9" w:qFormat="1"/>
-    <w:lsdException w:name="heading 2" w:uiPriority="9" w:semiHidden="1" w:unhideWhenUsed="1" w:qFormat="1"/>
-    <w:lsdException w:name="heading 3" w:uiPriority="9" w:semiHidden="1" w:unhideWhenUsed="1" w:qFormat="1"/>
-    <w:lsdException w:name="heading 4" w:uiPriority="9" w:semiHidden="1" w:unhideWhenUsed="1" w:qFormat="1"/>
-    <w:lsdException w:name="heading 5" w:uiPriority="9" w:semiHidden="1" w:unhideWhenUsed="1" w:qFormat="1"/>
-    <w:lsdException w:name="heading 6" w:uiPriority="9" w:semiHidden="1" w:unhideWhenUsed="1" w:qFormat="1"/>
-    <w:lsdException w:name="heading 7" w:uiPriority="9" w:semiHidden="1" w:unhideWhenUsed="1" w:qFormat="1"/>
-    <w:lsdException w:name="heading 8" w:uiPriority="9" w:semiHidden="1" w:unhideWhenUsed="1" w:qFormat="1"/>
-    <w:lsdException w:name="heading 9" w:uiPriority="9" w:semiHidden="1" w:unhideWhenUsed="1" w:qFormat="1"/>
+    <w:lsdException w:name="heading 2" w:semiHidden="1" w:uiPriority="9" w:unhideWhenUsed="1" w:qFormat="1"/>
+    <w:lsdException w:name="heading 3" w:semiHidden="1" w:uiPriority="9" w:unhideWhenUsed="1" w:qFormat="1"/>
+    <w:lsdException w:name="heading 4" w:semiHidden="1" w:uiPriority="9" w:unhideWhenUsed="1" w:qFormat="1"/>
+    <w:lsdException w:name="heading 5" w:semiHidden="1" w:uiPriority="9" w:unhideWhenUsed="1" w:qFormat="1"/>
+    <w:lsdException w:name="heading 6" w:semiHidden="1" w:uiPriority="9" w:unhideWhenUsed="1" w:qFormat="1"/>
+    <w:lsdException w:name="heading 7" w:semiHidden="1" w:uiPriority="9" w:unhideWhenUsed="1" w:qFormat="1"/>
+    <w:lsdException w:name="heading 8" w:semiHidden="1" w:uiPriority="9" w:unhideWhenUsed="1" w:qFormat="1"/>
+    <w:lsdException w:name="heading 9" w:semiHidden="1" w:uiPriority="9" w:unhideWhenUsed="1" w:qFormat="1"/>
     <w:lsdException w:name="index 1" w:semiHidden="1" w:unhideWhenUsed="1"/>
     <w:lsdException w:name="index 2" w:semiHidden="1" w:unhideWhenUsed="1"/>
     <w:lsdException w:name="index 3" w:semiHidden="1" w:unhideWhenUsed="1"/>
@@ -3293,22 +3270,22 @@
     <w:lsdException w:name="index 7" w:semiHidden="1" w:unhideWhenUsed="1"/>
     <w:lsdException w:name="index 8" w:semiHidden="1" w:unhideWhenUsed="1"/>
     <w:lsdException w:name="index 9" w:semiHidden="1" w:unhideWhenUsed="1"/>
-    <w:lsdException w:name="toc 1" w:uiPriority="39" w:semiHidden="1" w:unhideWhenUsed="1"/>
-    <w:lsdException w:name="toc 2" w:uiPriority="39" w:semiHidden="1" w:unhideWhenUsed="1"/>
-    <w:lsdException w:name="toc 3" w:uiPriority="39" w:semiHidden="1" w:unhideWhenUsed="1"/>
-    <w:lsdException w:name="toc 4" w:uiPriority="39" w:semiHidden="1" w:unhideWhenUsed="1"/>
-    <w:lsdException w:name="toc 5" w:uiPriority="39" w:semiHidden="1" w:unhideWhenUsed="1"/>
-    <w:lsdException w:name="toc 6" w:uiPriority="39" w:semiHidden="1" w:unhideWhenUsed="1"/>
-    <w:lsdException w:name="toc 7" w:uiPriority="39" w:semiHidden="1" w:unhideWhenUsed="1"/>
-    <w:lsdException w:name="toc 8" w:uiPriority="39" w:semiHidden="1" w:unhideWhenUsed="1"/>
-    <w:lsdException w:name="toc 9" w:uiPriority="39" w:semiHidden="1" w:unhideWhenUsed="1"/>
+    <w:lsdException w:name="toc 1" w:semiHidden="1" w:uiPriority="39" w:unhideWhenUsed="1"/>
+    <w:lsdException w:name="toc 2" w:semiHidden="1" w:uiPriority="39" w:unhideWhenUsed="1"/>
+    <w:lsdException w:name="toc 3" w:semiHidden="1" w:uiPriority="39" w:unhideWhenUsed="1"/>
+    <w:lsdException w:name="toc 4" w:semiHidden="1" w:uiPriority="39" w:unhideWhenUsed="1"/>
+    <w:lsdException w:name="toc 5" w:semiHidden="1" w:uiPriority="39" w:unhideWhenUsed="1"/>
+    <w:lsdException w:name="toc 6" w:semiHidden="1" w:uiPriority="39" w:unhideWhenUsed="1"/>
+    <w:lsdException w:name="toc 7" w:semiHidden="1" w:uiPriority="39" w:unhideWhenUsed="1"/>
+    <w:lsdException w:name="toc 8" w:semiHidden="1" w:uiPriority="39" w:unhideWhenUsed="1"/>
+    <w:lsdException w:name="toc 9" w:semiHidden="1" w:uiPriority="39" w:unhideWhenUsed="1"/>
     <w:lsdException w:name="Normal Indent" w:semiHidden="1" w:unhideWhenUsed="1"/>
     <w:lsdException w:name="footnote text" w:semiHidden="1" w:unhideWhenUsed="1"/>
     <w:lsdException w:name="annotation text" w:semiHidden="1" w:unhideWhenUsed="1"/>
     <w:lsdException w:name="header" w:semiHidden="1" w:unhideWhenUsed="1"/>
     <w:lsdException w:name="footer" w:semiHidden="1" w:unhideWhenUsed="1"/>
     <w:lsdException w:name="index heading" w:semiHidden="1" w:unhideWhenUsed="1"/>
-    <w:lsdException w:name="caption" w:uiPriority="35" w:semiHidden="1" w:unhideWhenUsed="1" w:qFormat="1"/>
+    <w:lsdException w:name="caption" w:semiHidden="1" w:uiPriority="35" w:unhideWhenUsed="1" w:qFormat="1"/>
     <w:lsdException w:name="table of figures" w:semiHidden="1" w:unhideWhenUsed="1"/>
     <w:lsdException w:name="envelope address" w:semiHidden="1" w:unhideWhenUsed="1"/>
     <w:lsdException w:name="envelope return" w:semiHidden="1" w:unhideWhenUsed="1"/>
@@ -3339,7 +3316,7 @@
     <w:lsdException w:name="Title" w:uiPriority="10" w:qFormat="1"/>
     <w:lsdException w:name="Closing" w:semiHidden="1" w:unhideWhenUsed="1"/>
     <w:lsdException w:name="Signature" w:semiHidden="1" w:unhideWhenUsed="1"/>
-    <w:lsdException w:name="Default Paragraph Font" w:uiPriority="1" w:semiHidden="1" w:unhideWhenUsed="1"/>
+    <w:lsdException w:name="Default Paragraph Font" w:semiHidden="1" w:uiPriority="1" w:unhideWhenUsed="1"/>
     <w:lsdException w:name="Body Text" w:semiHidden="1" w:unhideWhenUsed="1"/>
     <w:lsdException w:name="Body Text Indent" w:semiHidden="1" w:unhideWhenUsed="1"/>
     <w:lsdException w:name="List Continue" w:semiHidden="1" w:unhideWhenUsed="1"/>
@@ -3539,8 +3516,8 @@
     <w:lsdException w:name="Subtle Reference" w:uiPriority="31" w:qFormat="1"/>
     <w:lsdException w:name="Intense Reference" w:uiPriority="32" w:qFormat="1"/>
     <w:lsdException w:name="Book Title" w:uiPriority="33" w:qFormat="1"/>
-    <w:lsdException w:name="Bibliography" w:uiPriority="37" w:semiHidden="1" w:unhideWhenUsed="1"/>
-    <w:lsdException w:name="TOC Heading" w:uiPriority="39" w:semiHidden="1" w:unhideWhenUsed="1" w:qFormat="1"/>
+    <w:lsdException w:name="Bibliography" w:semiHidden="1" w:uiPriority="37" w:unhideWhenUsed="1"/>
+    <w:lsdException w:name="TOC Heading" w:semiHidden="1" w:uiPriority="39" w:unhideWhenUsed="1" w:qFormat="1"/>
     <w:lsdException w:name="Plain Table 1" w:uiPriority="41"/>
     <w:lsdException w:name="Plain Table 2" w:uiPriority="42"/>
     <w:lsdException w:name="Plain Table 3" w:uiPriority="43"/>
@@ -3651,7 +3628,7 @@
     <w:lsdException w:name="Unresolved Mention" w:semiHidden="1" w:unhideWhenUsed="1"/>
     <w:lsdException w:name="Smart Link" w:semiHidden="1" w:unhideWhenUsed="1"/>
   </w:latentStyles>
-  <w:style w:type="paragraph" w:styleId="Normal" w:default="1">
+  <w:style w:type="paragraph" w:default="1" w:styleId="Normal">
     <w:name w:val="Normal"/>
     <w:qFormat/>
   </w:style>
@@ -3670,7 +3647,7 @@
       <w:outlineLvl w:val="0"/>
     </w:pPr>
     <w:rPr>
-      <w:rFonts w:asciiTheme="majorHAnsi" w:hAnsiTheme="majorHAnsi" w:eastAsiaTheme="majorEastAsia" w:cstheme="majorBidi"/>
+      <w:rFonts w:asciiTheme="majorHAnsi" w:eastAsiaTheme="majorEastAsia" w:hAnsiTheme="majorHAnsi" w:cstheme="majorBidi"/>
       <w:color w:val="0F4761" w:themeColor="accent1" w:themeShade="BF"/>
       <w:sz w:val="40"/>
       <w:szCs w:val="40"/>
@@ -3692,7 +3669,7 @@
       <w:outlineLvl w:val="1"/>
     </w:pPr>
     <w:rPr>
-      <w:rFonts w:asciiTheme="majorHAnsi" w:hAnsiTheme="majorHAnsi" w:eastAsiaTheme="majorEastAsia" w:cstheme="majorBidi"/>
+      <w:rFonts w:asciiTheme="majorHAnsi" w:eastAsiaTheme="majorEastAsia" w:hAnsiTheme="majorHAnsi" w:cstheme="majorBidi"/>
       <w:color w:val="0F4761" w:themeColor="accent1" w:themeShade="BF"/>
       <w:sz w:val="32"/>
       <w:szCs w:val="32"/>
@@ -3852,13 +3829,13 @@
       <w:color w:val="272727" w:themeColor="text1" w:themeTint="D8"/>
     </w:rPr>
   </w:style>
-  <w:style w:type="character" w:styleId="DefaultParagraphFont" w:default="1">
+  <w:style w:type="character" w:default="1" w:styleId="DefaultParagraphFont">
     <w:name w:val="Default Paragraph Font"/>
     <w:uiPriority w:val="1"/>
     <w:semiHidden/>
     <w:unhideWhenUsed/>
   </w:style>
-  <w:style w:type="table" w:styleId="TableNormal" w:default="1">
+  <w:style w:type="table" w:default="1" w:styleId="TableNormal">
     <w:name w:val="Normal Table"/>
     <w:uiPriority w:val="99"/>
     <w:semiHidden/>
@@ -3873,26 +3850,26 @@
       </w:tblCellMar>
     </w:tblPr>
   </w:style>
-  <w:style w:type="numbering" w:styleId="NoList" w:default="1">
+  <w:style w:type="numbering" w:default="1" w:styleId="NoList">
     <w:name w:val="No List"/>
     <w:uiPriority w:val="99"/>
     <w:semiHidden/>
     <w:unhideWhenUsed/>
   </w:style>
-  <w:style w:type="character" w:styleId="Heading1Char" w:customStyle="1">
+  <w:style w:type="character" w:customStyle="1" w:styleId="Heading1Char">
     <w:name w:val="Heading 1 Char"/>
     <w:basedOn w:val="DefaultParagraphFont"/>
     <w:link w:val="Heading1"/>
     <w:uiPriority w:val="9"/>
     <w:rsid w:val="00072DC8"/>
     <w:rPr>
-      <w:rFonts w:asciiTheme="majorHAnsi" w:hAnsiTheme="majorHAnsi" w:eastAsiaTheme="majorEastAsia" w:cstheme="majorBidi"/>
+      <w:rFonts w:asciiTheme="majorHAnsi" w:eastAsiaTheme="majorEastAsia" w:hAnsiTheme="majorHAnsi" w:cstheme="majorBidi"/>
       <w:color w:val="0F4761" w:themeColor="accent1" w:themeShade="BF"/>
       <w:sz w:val="40"/>
       <w:szCs w:val="40"/>
     </w:rPr>
   </w:style>
-  <w:style w:type="character" w:styleId="Heading2Char" w:customStyle="1">
+  <w:style w:type="character" w:customStyle="1" w:styleId="Heading2Char">
     <w:name w:val="Heading 2 Char"/>
     <w:basedOn w:val="DefaultParagraphFont"/>
     <w:link w:val="Heading2"/>
@@ -3900,13 +3877,13 @@
     <w:semiHidden/>
     <w:rsid w:val="00072DC8"/>
     <w:rPr>
-      <w:rFonts w:asciiTheme="majorHAnsi" w:hAnsiTheme="majorHAnsi" w:eastAsiaTheme="majorEastAsia" w:cstheme="majorBidi"/>
+      <w:rFonts w:asciiTheme="majorHAnsi" w:eastAsiaTheme="majorEastAsia" w:hAnsiTheme="majorHAnsi" w:cstheme="majorBidi"/>
       <w:color w:val="0F4761" w:themeColor="accent1" w:themeShade="BF"/>
       <w:sz w:val="32"/>
       <w:szCs w:val="32"/>
     </w:rPr>
   </w:style>
-  <w:style w:type="character" w:styleId="Heading3Char" w:customStyle="1">
+  <w:style w:type="character" w:customStyle="1" w:styleId="Heading3Char">
     <w:name w:val="Heading 3 Char"/>
     <w:basedOn w:val="DefaultParagraphFont"/>
     <w:link w:val="Heading3"/>
@@ -3920,7 +3897,7 @@
       <w:szCs w:val="28"/>
     </w:rPr>
   </w:style>
-  <w:style w:type="character" w:styleId="Heading4Char" w:customStyle="1">
+  <w:style w:type="character" w:customStyle="1" w:styleId="Heading4Char">
     <w:name w:val="Heading 4 Char"/>
     <w:basedOn w:val="DefaultParagraphFont"/>
     <w:link w:val="Heading4"/>
@@ -3934,7 +3911,7 @@
       <w:color w:val="0F4761" w:themeColor="accent1" w:themeShade="BF"/>
     </w:rPr>
   </w:style>
-  <w:style w:type="character" w:styleId="Heading5Char" w:customStyle="1">
+  <w:style w:type="character" w:customStyle="1" w:styleId="Heading5Char">
     <w:name w:val="Heading 5 Char"/>
     <w:basedOn w:val="DefaultParagraphFont"/>
     <w:link w:val="Heading5"/>
@@ -3946,7 +3923,7 @@
       <w:color w:val="0F4761" w:themeColor="accent1" w:themeShade="BF"/>
     </w:rPr>
   </w:style>
-  <w:style w:type="character" w:styleId="Heading6Char" w:customStyle="1">
+  <w:style w:type="character" w:customStyle="1" w:styleId="Heading6Char">
     <w:name w:val="Heading 6 Char"/>
     <w:basedOn w:val="DefaultParagraphFont"/>
     <w:link w:val="Heading6"/>
@@ -3960,7 +3937,7 @@
       <w:color w:val="595959" w:themeColor="text1" w:themeTint="A6"/>
     </w:rPr>
   </w:style>
-  <w:style w:type="character" w:styleId="Heading7Char" w:customStyle="1">
+  <w:style w:type="character" w:customStyle="1" w:styleId="Heading7Char">
     <w:name w:val="Heading 7 Char"/>
     <w:basedOn w:val="DefaultParagraphFont"/>
     <w:link w:val="Heading7"/>
@@ -3972,7 +3949,7 @@
       <w:color w:val="595959" w:themeColor="text1" w:themeTint="A6"/>
     </w:rPr>
   </w:style>
-  <w:style w:type="character" w:styleId="Heading8Char" w:customStyle="1">
+  <w:style w:type="character" w:customStyle="1" w:styleId="Heading8Char">
     <w:name w:val="Heading 8 Char"/>
     <w:basedOn w:val="DefaultParagraphFont"/>
     <w:link w:val="Heading8"/>
@@ -3986,7 +3963,7 @@
       <w:color w:val="272727" w:themeColor="text1" w:themeTint="D8"/>
     </w:rPr>
   </w:style>
-  <w:style w:type="character" w:styleId="Heading9Char" w:customStyle="1">
+  <w:style w:type="character" w:customStyle="1" w:styleId="Heading9Char">
     <w:name w:val="Heading 9 Char"/>
     <w:basedOn w:val="DefaultParagraphFont"/>
     <w:link w:val="Heading9"/>
@@ -4011,21 +3988,21 @@
       <w:contextualSpacing/>
     </w:pPr>
     <w:rPr>
-      <w:rFonts w:asciiTheme="majorHAnsi" w:hAnsiTheme="majorHAnsi" w:eastAsiaTheme="majorEastAsia" w:cstheme="majorBidi"/>
+      <w:rFonts w:asciiTheme="majorHAnsi" w:eastAsiaTheme="majorEastAsia" w:hAnsiTheme="majorHAnsi" w:cstheme="majorBidi"/>
       <w:spacing w:val="-10"/>
       <w:kern w:val="28"/>
       <w:sz w:val="56"/>
       <w:szCs w:val="56"/>
     </w:rPr>
   </w:style>
-  <w:style w:type="character" w:styleId="TitleChar" w:customStyle="1">
+  <w:style w:type="character" w:customStyle="1" w:styleId="TitleChar">
     <w:name w:val="Title Char"/>
     <w:basedOn w:val="DefaultParagraphFont"/>
     <w:link w:val="Title"/>
     <w:uiPriority w:val="10"/>
     <w:rsid w:val="00072DC8"/>
     <w:rPr>
-      <w:rFonts w:asciiTheme="majorHAnsi" w:hAnsiTheme="majorHAnsi" w:eastAsiaTheme="majorEastAsia" w:cstheme="majorBidi"/>
+      <w:rFonts w:asciiTheme="majorHAnsi" w:eastAsiaTheme="majorEastAsia" w:hAnsiTheme="majorHAnsi" w:cstheme="majorBidi"/>
       <w:spacing w:val="-10"/>
       <w:kern w:val="28"/>
       <w:sz w:val="56"/>
@@ -4053,7 +4030,7 @@
       <w:szCs w:val="28"/>
     </w:rPr>
   </w:style>
-  <w:style w:type="character" w:styleId="SubtitleChar" w:customStyle="1">
+  <w:style w:type="character" w:customStyle="1" w:styleId="SubtitleChar">
     <w:name w:val="Subtitle Char"/>
     <w:basedOn w:val="DefaultParagraphFont"/>
     <w:link w:val="Subtitle"/>
@@ -4085,7 +4062,7 @@
       <w:color w:val="404040" w:themeColor="text1" w:themeTint="BF"/>
     </w:rPr>
   </w:style>
-  <w:style w:type="character" w:styleId="QuoteChar" w:customStyle="1">
+  <w:style w:type="character" w:customStyle="1" w:styleId="QuoteChar">
     <w:name w:val="Quote Char"/>
     <w:basedOn w:val="DefaultParagraphFont"/>
     <w:link w:val="Quote"/>
@@ -4130,8 +4107,8 @@
     <w:rsid w:val="00072DC8"/>
     <w:pPr>
       <w:pBdr>
-        <w:top w:val="single" w:color="0F4761" w:themeColor="accent1" w:themeShade="BF" w:sz="4" w:space="10"/>
-        <w:bottom w:val="single" w:color="0F4761" w:themeColor="accent1" w:themeShade="BF" w:sz="4" w:space="10"/>
+        <w:top w:val="single" w:sz="4" w:space="10" w:color="0F4761" w:themeColor="accent1" w:themeShade="BF"/>
+        <w:bottom w:val="single" w:sz="4" w:space="10" w:color="0F4761" w:themeColor="accent1" w:themeShade="BF"/>
       </w:pBdr>
       <w:spacing w:before="360" w:after="360"/>
       <w:ind w:left="864" w:right="864"/>
@@ -4143,7 +4120,7 @@
       <w:color w:val="0F4761" w:themeColor="accent1" w:themeShade="BF"/>
     </w:rPr>
   </w:style>
-  <w:style w:type="character" w:styleId="IntenseQuoteChar" w:customStyle="1">
+  <w:style w:type="character" w:customStyle="1" w:styleId="IntenseQuoteChar">
     <w:name w:val="Intense Quote Char"/>
     <w:basedOn w:val="DefaultParagraphFont"/>
     <w:link w:val="IntenseQuote"/>
@@ -4169,7 +4146,7 @@
       <w:spacing w:val="5"/>
     </w:rPr>
   </w:style>
-  <w:style w:type="paragraph" w:styleId="p1" w:customStyle="1">
+  <w:style w:type="paragraph" w:customStyle="1" w:styleId="p1">
     <w:name w:val="p1"/>
     <w:basedOn w:val="Normal"/>
     <w:rsid w:val="00072DC8"/>
@@ -4182,17 +4159,17 @@
       <w14:ligatures w14:val="none"/>
     </w:rPr>
   </w:style>
-  <w:style w:type="character" w:styleId="s1" w:customStyle="1">
+  <w:style w:type="character" w:customStyle="1" w:styleId="s1">
     <w:name w:val="s1"/>
     <w:basedOn w:val="DefaultParagraphFont"/>
     <w:rsid w:val="00072DC8"/>
   </w:style>
-  <w:style w:type="character" w:styleId="apple-converted-space" w:customStyle="1">
+  <w:style w:type="character" w:customStyle="1" w:styleId="apple-converted-space">
     <w:name w:val="apple-converted-space"/>
     <w:basedOn w:val="DefaultParagraphFont"/>
     <w:rsid w:val="00072DC8"/>
   </w:style>
-  <w:style w:type="character" w:styleId="s2" w:customStyle="1">
+  <w:style w:type="character" w:customStyle="1" w:styleId="s2">
     <w:name w:val="s2"/>
     <w:basedOn w:val="DefaultParagraphFont"/>
     <w:rsid w:val="00072DC8"/>
